--- a/ethics/information-sheet 26-3-26.docx
+++ b/ethics/information-sheet 26-3-26.docx
@@ -162,7 +162,19 @@
         <w:rPr>
           <w:rFonts w:ascii="Corbel" w:hAnsi="Corbel"/>
         </w:rPr>
-        <w:t>Principle Investigator</w:t>
+        <w:t>Princip</w:t>
+      </w:r>
+      <w:r>
+        <w:rPr>
+          <w:rFonts w:ascii="Corbel" w:hAnsi="Corbel"/>
+        </w:rPr>
+        <w:t>al</w:t>
+      </w:r>
+      <w:r>
+        <w:rPr>
+          <w:rFonts w:ascii="Corbel" w:hAnsi="Corbel"/>
+        </w:rPr>
+        <w:t xml:space="preserve"> Investigator</w:t>
       </w:r>
       <w:r>
         <w:rPr>
@@ -407,15 +419,18 @@
         <w:t>You do not need to use AI coding tools to participate.</w:t>
       </w:r>
       <w:r>
-        <w:t xml:space="preserve"> </w:t>
-      </w:r>
-      <w:proofErr w:type="gramStart"/>
-      <w:r>
-        <w:t>You</w:t>
-      </w:r>
-      <w:proofErr w:type="gramEnd"/>
+        <w:t xml:space="preserve"> You</w:t>
+      </w:r>
+      <w:r>
+        <w:t>r</w:t>
+      </w:r>
       <w:r>
         <w:t xml:space="preserve"> data is still very useful to us.</w:t>
+      </w:r>
+    </w:p>
+    <w:p>
+      <w:r>
+        <w:t>The study materials, consent process, survey questions, and task instructions are currently provided in English only. You do not need to be a native English speaker to take part, but you should only participate if you are comfortable reading English well enough to understand what the study involves and what your rights are. If anything is unclear, please contact the researcher before deciding whether to participate.</w:t>
       </w:r>
     </w:p>
     <w:p>
@@ -446,27 +461,16 @@
     </w:p>
     <w:p>
       <w:r>
+        <w:lastRenderedPageBreak/>
         <w:t>No. It is entirely up to you whether you take part. You can choose not to participate without any consequences and without needing to give a reason.</w:t>
       </w:r>
     </w:p>
     <w:p>
       <w:r>
-        <w:t xml:space="preserve">If you decide to take part, you will be asked to give your consent before your first session. You can withdraw from the study at any time and for any reason, simply by using the withdrawal option in your account settings. You can also request that your data be deleted at any time </w:t>
-      </w:r>
-      <w:r>
-        <w:rPr>
-          <w:b/>
-          <w:bCs/>
-        </w:rPr>
-        <w:t xml:space="preserve">before the dataset is </w:t>
-      </w:r>
-      <w:r>
-        <w:rPr>
-          <w:b/>
-          <w:bCs/>
-        </w:rPr>
-        <w:lastRenderedPageBreak/>
-        <w:t>anonymised</w:t>
+        <w:t xml:space="preserve">If you decide to take part, you will be asked to give your consent before your first session. You can withdraw from the study at any time and for any reason, simply by using the withdrawal option in your account settings. </w:t>
+      </w:r>
+      <w:r>
+        <w:t>You can also request that your data be automatically deleted within moments at any time before the dataset is anonymised</w:t>
       </w:r>
       <w:r>
         <w:t xml:space="preserve">. After anonymisation, it will no longer be possible to identify </w:t>
@@ -559,16 +563,7 @@
           <w:bCs/>
           <w:highlight w:val="green"/>
         </w:rPr>
-        <w:t>url_to_be_determined</w:t>
-      </w:r>
-      <w:r>
-        <w:rPr>
-          <w:rFonts w:ascii="Corbel" w:hAnsi="Corbel"/>
-          <w:b w:val="0"/>
-          <w:bCs/>
-          <w:highlight w:val="green"/>
-        </w:rPr>
-        <w:t>.com</w:t>
+        <w:t>url_to_be_determined.com</w:t>
       </w:r>
       <w:r>
         <w:rPr>
@@ -592,15 +587,7 @@
           <w:b w:val="0"/>
           <w:bCs/>
         </w:rPr>
-        <w:t xml:space="preserve"> roughly once a month, at a time that suits you.</w:t>
-      </w:r>
-      <w:r>
-        <w:rPr>
-          <w:rFonts w:ascii="Corbel" w:hAnsi="Corbel"/>
-          <w:b w:val="0"/>
-          <w:bCs/>
-        </w:rPr>
-        <w:t xml:space="preserve"> </w:t>
+        <w:t xml:space="preserve"> roughly once a month, at a time that suits you. </w:t>
       </w:r>
     </w:p>
     <w:p>
@@ -1105,7 +1092,16 @@
           <w:b w:val="0"/>
           <w:bCs/>
         </w:rPr>
-        <w:t>: At the end of the exit survey, you will be asked whether you would be willing to be contacted about a possible follow-up interview (by video call, approximately 45–60 minutes). This is entirely optional. If you agree, your account email will be used to contact you; you can decline or withdraw your interest at any time.</w:t>
+        <w:t xml:space="preserve">: At the end of the exit survey, you will be asked whether you would be willing to be contacted about a possible follow-up interview (by video call, approximately 45–60 </w:t>
+      </w:r>
+      <w:r>
+        <w:rPr>
+          <w:rFonts w:ascii="Corbel" w:hAnsi="Corbel"/>
+          <w:b w:val="0"/>
+          <w:bCs/>
+        </w:rPr>
+        <w:lastRenderedPageBreak/>
+        <w:t>minutes). This is entirely optional. If you agree, your account email will be used to contact you; you can decline or withdraw your interest at any time.</w:t>
       </w:r>
     </w:p>
     <w:p>
@@ -1125,46 +1121,12 @@
     </w:p>
     <w:p>
       <w:r>
-        <w:lastRenderedPageBreak/>
-        <w:t>W</w:t>
-      </w:r>
-      <w:r>
-        <w:t>e will send you a brief reminder email approximatel</w:t>
-      </w:r>
-      <w:r>
-        <w:t xml:space="preserve">y </w:t>
-      </w:r>
-      <w:r>
-        <w:t>once per month to let you know a new session is available. These emails will contain only a link to the platform and a short</w:t>
-      </w:r>
-      <w:r>
-        <w:t xml:space="preserve"> </w:t>
-      </w:r>
-      <w:r>
-        <w:t>prompt</w:t>
-      </w:r>
-      <w:r>
-        <w:t>. No</w:t>
-      </w:r>
-      <w:r>
-        <w:t xml:space="preserve"> personal data about your performance will be included in the email itself.</w:t>
-      </w:r>
-    </w:p>
-    <w:p>
-      <w:r>
-        <w:t>You can opt out of reminder emails at any time via your account settings. Opting out of</w:t>
-      </w:r>
-      <w:r>
-        <w:t xml:space="preserve"> </w:t>
-      </w:r>
-      <w:r>
-        <w:t>reminders does not affect your participation</w:t>
-      </w:r>
-      <w:r>
-        <w:t>. Y</w:t>
-      </w:r>
-      <w:r>
-        <w:t>ou can continue completing sessions without them.</w:t>
+        <w:t>We will send you a brief reminder email approximately once per month to let you know a new session is available. These emails will contain only a link to the platform and a short prompt. No personal data about your performance will be included in the email itself.</w:t>
+      </w:r>
+    </w:p>
+    <w:p>
+      <w:r>
+        <w:t>You can opt out of reminder emails at any time via your account settings. Opting out of reminders does not affect your participation. You can continue completing sessions without them.</w:t>
       </w:r>
     </w:p>
     <w:p>
@@ -1501,6 +1463,7 @@
           <w:rFonts w:ascii="Corbel" w:hAnsi="Corbel"/>
           <w:bCs/>
         </w:rPr>
+        <w:lastRenderedPageBreak/>
         <w:br/>
         <w:t>Email address</w:t>
       </w:r>
@@ -1542,7 +1505,6 @@
           <w:rFonts w:ascii="Corbel" w:hAnsi="Corbel"/>
           <w:bCs/>
         </w:rPr>
-        <w:lastRenderedPageBreak/>
         <w:t>Identifiable; stored separately from research data</w:t>
       </w:r>
     </w:p>
@@ -1852,7 +1814,28 @@
           <w:rFonts w:ascii="Corbel" w:hAnsi="Corbel"/>
           <w:bCs/>
         </w:rPr>
-        <w:t xml:space="preserve"> Email addresses and identifiable account data are deleted within 12 months of your withdrawal or the end of the study (whichever comes first). Pseudonymous research data is retained for 10 years after publication, in line with Royal Holloway data retention policy.</w:t>
+        <w:t>.</w:t>
+      </w:r>
+      <w:r>
+        <w:rPr>
+          <w:rFonts w:ascii="Corbel" w:hAnsi="Corbel"/>
+          <w:bCs/>
+        </w:rPr>
+        <w:t xml:space="preserve"> </w:t>
+      </w:r>
+      <w:r>
+        <w:rPr>
+          <w:rFonts w:ascii="Corbel" w:hAnsi="Corbel"/>
+          <w:bCs/>
+        </w:rPr>
+        <w:t xml:space="preserve">Identifiable account data, including email addresses, will be deleted automatically within moments if you withdraw from the study before the dataset is anonymised. If you do not withdraw, these data will be deleted 12 months after you started the study. </w:t>
+      </w:r>
+      <w:r>
+        <w:rPr>
+          <w:rFonts w:ascii="Corbel" w:hAnsi="Corbel"/>
+          <w:bCs/>
+        </w:rPr>
+        <w:t>Pseudonymous research data is retained for 10 years after publication, in line with Royal Holloway data retention policy.</w:t>
       </w:r>
       <w:r>
         <w:rPr>
@@ -1994,7 +1977,6 @@
         <w:rPr>
           <w:rFonts w:ascii="Corbel" w:hAnsi="Corbel"/>
         </w:rPr>
-        <w:lastRenderedPageBreak/>
         <w:t xml:space="preserve">The findings from the </w:t>
       </w:r>
       <w:r>
@@ -2498,7 +2480,14 @@
         <w:rPr>
           <w:rFonts w:ascii="Corbel" w:hAnsi="Corbel"/>
         </w:rPr>
-        <w:t xml:space="preserve"> undertake this study and will act as the data controller for this study. This means that we are responsible for looking after your information and using it properly. Any data you provide during the completion of the study will be stored securely on hosted on servers within the European Economic Area’. Royal Holloway is designated as a public authority and in accordance with the Royal Holloway and Bedford New College Act 1985 and the Statutes which govern the College, we conduct research for the public benefit and in the public interest. Royal Holloway has put in place appropriate technical and organisational security measures to prevent your personal data from being accidentally lost, used or accessed in any unauthorised way or altered or disclosed. Royal Holloway has also put in place procedures to deal with any suspected personal data security breach and will notify you and any applicable regulator of a suspected breach where legally required to do so. To safeguard your rights, we will use the minimum </w:t>
+        <w:t xml:space="preserve"> undertake this study and will act as the data controller for this study. This means that we are responsible for looking after your information and using it properly. Any data you provide during the completion of the study will be stored securely on hosted on servers within the European Economic Area’. Royal Holloway is designated as a public authority and in accordance with the Royal Holloway and Bedford New College Act 1985 and the Statutes which govern the College, we conduct research for the public benefit and in the public interest. Royal Holloway has put in place appropriate technical and organisational security measures to prevent your personal data from being accidentally lost, used or accessed in any unauthorised way or altered or disclosed. Royal Holloway has also put in place procedures to deal with any suspected personal data security breach and will notify you and any applicable regulator of a suspected breach where legally required to do so. To safeguard your rights, we </w:t>
+      </w:r>
+      <w:r>
+        <w:rPr>
+          <w:rFonts w:ascii="Corbel" w:hAnsi="Corbel"/>
+        </w:rPr>
+        <w:lastRenderedPageBreak/>
+        <w:t xml:space="preserve">will use the minimum </w:t>
       </w:r>
       <w:proofErr w:type="gramStart"/>
       <w:r>
@@ -2512,14 +2501,7 @@
         <w:rPr>
           <w:rFonts w:ascii="Corbel" w:hAnsi="Corbel"/>
         </w:rPr>
-        <w:t xml:space="preserve"> information possible (i.e., the email address you provide us). The lead researcher will keep your contact details confidential and will use this information only as required (i.e., to provide a summary of the study results if requested and/or for the prize draw). The lead researcher will keep information about you and data gathered from the study, the duration of which </w:t>
-      </w:r>
-      <w:r>
-        <w:rPr>
-          <w:rFonts w:ascii="Corbel" w:hAnsi="Corbel"/>
-        </w:rPr>
-        <w:lastRenderedPageBreak/>
-        <w:t xml:space="preserve">will depend on the study. Certain individuals from RHUL may look at your research records to check the accuracy of the research study. If the study is published in a relevant peer-reviewed journal, the anonymised data may be made available to third parties. The people who analyse the information will not be able to identify you. You can find out more about your rights under the GDPR and Data Protection Act 2018 by visiting </w:t>
+        <w:t xml:space="preserve"> information possible (i.e., the email address you provide us). The lead researcher will keep your contact details confidential and will use this information only as required (i.e., to provide a summary of the study results if requested and/or for the prize draw). The lead researcher will keep information about you and data gathered from the study, the duration of which will depend on the study. Certain individuals from RHUL may look at your research records to check the accuracy of the research study. If the study is published in a relevant peer-reviewed journal, the anonymised data may be made available to third parties. The people who analyse the information will not be able to identify you. You can find out more about your rights under the GDPR and Data Protection Act 2018 by visiting </w:t>
       </w:r>
       <w:hyperlink r:id="rId12" w:history="1">
         <w:r>

--- a/ethics/information-sheet 26-3-26.docx
+++ b/ethics/information-sheet 26-3-26.docx
@@ -164,12 +164,22 @@
         </w:rPr>
         <w:t>Princip</w:t>
       </w:r>
-      <w:r>
-        <w:rPr>
-          <w:rFonts w:ascii="Corbel" w:hAnsi="Corbel"/>
-        </w:rPr>
-        <w:t>al</w:t>
-      </w:r>
+      <w:del w:id="0" w:author="Author">
+        <w:r>
+          <w:rPr>
+            <w:rFonts w:ascii="Corbel" w:hAnsi="Corbel"/>
+          </w:rPr>
+          <w:delText>le</w:delText>
+        </w:r>
+      </w:del>
+      <w:ins w:id="1" w:author="Author">
+        <w:r>
+          <w:rPr>
+            <w:rFonts w:ascii="Corbel" w:hAnsi="Corbel"/>
+          </w:rPr>
+          <w:t>al</w:t>
+        </w:r>
+      </w:ins>
       <w:r>
         <w:rPr>
           <w:rFonts w:ascii="Corbel" w:hAnsi="Corbel"/>
@@ -415,23 +425,32 @@
       </w:r>
     </w:p>
     <w:p>
+      <w:pPr>
+        <w:rPr>
+          <w:ins w:id="2" w:author="Author"/>
+        </w:rPr>
+      </w:pPr>
       <w:r>
         <w:t>You do not need to use AI coding tools to participate.</w:t>
       </w:r>
       <w:r>
         <w:t xml:space="preserve"> You</w:t>
       </w:r>
-      <w:r>
-        <w:t>r</w:t>
-      </w:r>
+      <w:ins w:id="3" w:author="Author">
+        <w:r>
+          <w:t>r</w:t>
+        </w:r>
+      </w:ins>
       <w:r>
         <w:t xml:space="preserve"> data is still very useful to us.</w:t>
       </w:r>
     </w:p>
     <w:p>
-      <w:r>
-        <w:t>The study materials, consent process, survey questions, and task instructions are currently provided in English only. You do not need to be a native English speaker to take part, but you should only participate if you are comfortable reading English well enough to understand what the study involves and what your rights are. If anything is unclear, please contact the researcher before deciding whether to participate.</w:t>
-      </w:r>
+      <w:ins w:id="4" w:author="Author">
+        <w:r>
+          <w:t>The study materials, consent process, survey questions, and task instructions are currently provided in English only. You do not need to be a native English speaker to take part, but you should only participate if you are comfortable reading English well enough to understand what the study involves and what your rights are. If anything is unclear, please contact the researcher before deciding whether to participate.</w:t>
+        </w:r>
+      </w:ins>
     </w:p>
     <w:p>
       <w:pPr>
@@ -469,11 +488,28 @@
       <w:r>
         <w:t xml:space="preserve">If you decide to take part, you will be asked to give your consent before your first session. You can withdraw from the study at any time and for any reason, simply by using the withdrawal option in your account settings. </w:t>
       </w:r>
-      <w:r>
-        <w:t>You can also request that your data be automatically deleted within moments at any time before the dataset is anonymised</w:t>
-      </w:r>
-      <w:r>
-        <w:t xml:space="preserve">. After anonymisation, it will no longer be possible to identify </w:t>
+      <w:ins w:id="5" w:author="Author">
+        <w:r>
+          <w:t>You can also request that your data be automatically deleted within moments at any time before the dataset is anonymised.</w:t>
+        </w:r>
+      </w:ins>
+      <w:del w:id="6" w:author="Author">
+        <w:r>
+          <w:delText xml:space="preserve">You can also request that your data be deleted at any time </w:delText>
+        </w:r>
+        <w:r>
+          <w:rPr>
+            <w:b/>
+            <w:bCs/>
+          </w:rPr>
+          <w:delText>before the dataset is anonymised</w:delText>
+        </w:r>
+        <w:r>
+          <w:delText>.</w:delText>
+        </w:r>
+      </w:del>
+      <w:r>
+        <w:t xml:space="preserve"> After anonymisation, it will no longer be possible to identify </w:t>
       </w:r>
       <w:r>
         <w:t>or remove individual data; your data will be anonymised and used only in</w:t>
@@ -1770,6 +1806,7 @@
       <w:pPr>
         <w:ind w:left="360"/>
         <w:rPr>
+          <w:ins w:id="7" w:author="Author"/>
           <w:rFonts w:ascii="Corbel" w:hAnsi="Corbel"/>
           <w:bCs/>
         </w:rPr>
@@ -1809,13 +1846,15 @@
         </w:rPr>
         <w:t>Retention</w:t>
       </w:r>
-      <w:r>
-        <w:rPr>
-          <w:rFonts w:ascii="Corbel" w:hAnsi="Corbel"/>
-          <w:bCs/>
-        </w:rPr>
-        <w:t>.</w:t>
-      </w:r>
+      <w:ins w:id="8" w:author="Author">
+        <w:r>
+          <w:rPr>
+            <w:rFonts w:ascii="Corbel" w:hAnsi="Corbel"/>
+            <w:b/>
+          </w:rPr>
+          <w:t>.</w:t>
+        </w:r>
+      </w:ins>
       <w:r>
         <w:rPr>
           <w:rFonts w:ascii="Corbel" w:hAnsi="Corbel"/>
@@ -1823,19 +1862,74 @@
         </w:rPr>
         <w:t xml:space="preserve"> </w:t>
       </w:r>
-      <w:r>
-        <w:rPr>
-          <w:rFonts w:ascii="Corbel" w:hAnsi="Corbel"/>
-          <w:bCs/>
-        </w:rPr>
-        <w:t xml:space="preserve">Identifiable account data, including email addresses, will be deleted automatically within moments if you withdraw from the study before the dataset is anonymised. If you do not withdraw, these data will be deleted 12 months after you started the study. </w:t>
-      </w:r>
-      <w:r>
-        <w:rPr>
-          <w:rFonts w:ascii="Corbel" w:hAnsi="Corbel"/>
-          <w:bCs/>
-        </w:rPr>
-        <w:t>Pseudonymous research data is retained for 10 years after publication, in line with Royal Holloway data retention policy.</w:t>
+      <w:ins w:id="9" w:author="Author">
+        <w:r>
+          <w:rPr>
+            <w:rFonts w:ascii="Corbel" w:hAnsi="Corbel"/>
+            <w:bCs/>
+          </w:rPr>
+          <w:t>I</w:t>
+        </w:r>
+        <w:r>
+          <w:rPr>
+            <w:rFonts w:ascii="Corbel" w:hAnsi="Corbel"/>
+            <w:bCs/>
+          </w:rPr>
+          <w:t>dentifiable account data, including email addresses, will be deleted automatically within moments if you withdraw from the study before the dataset is anonymised. If you do not withdraw, these data will be deleted 12 months after you started the study. Pseudonymous research data is retained for 10 years after publication, in line with Royal Holloway data retention policy.</w:t>
+        </w:r>
+        <w:r>
+          <w:rPr>
+            <w:rFonts w:ascii="Corbel" w:hAnsi="Corbel"/>
+            <w:bCs/>
+          </w:rPr>
+          <w:t xml:space="preserve"> </w:t>
+        </w:r>
+      </w:ins>
+    </w:p>
+    <w:p>
+      <w:pPr>
+        <w:ind w:left="360"/>
+        <w:rPr>
+          <w:rFonts w:ascii="Corbel" w:hAnsi="Corbel"/>
+          <w:bCs/>
+        </w:rPr>
+      </w:pPr>
+      <w:del w:id="10" w:author="Author">
+        <w:r>
+          <w:rPr>
+            <w:rFonts w:ascii="Corbel" w:hAnsi="Corbel"/>
+            <w:bCs/>
+          </w:rPr>
+          <w:delText>Email addresses and identifiable account data are deleted within 12 months of your withdrawal or the end of the study (whichever comes first). Pseudonymous research data is retained for 10 years after publication, in line with Royal Holloway data retention policy.</w:delText>
+        </w:r>
+        <w:r>
+          <w:rPr>
+            <w:rFonts w:ascii="Corbel" w:hAnsi="Corbel"/>
+            <w:bCs/>
+          </w:rPr>
+          <w:br/>
+        </w:r>
+        <w:r>
+          <w:rPr>
+            <w:rFonts w:ascii="Corbel" w:hAnsi="Corbel"/>
+            <w:bCs/>
+          </w:rPr>
+          <w:br/>
+        </w:r>
+      </w:del>
+      <w:r>
+        <w:rPr>
+          <w:rFonts w:ascii="Corbel" w:hAnsi="Corbel"/>
+          <w:b/>
+        </w:rPr>
+        <w:t>Data sharing</w:t>
+      </w:r>
+      <w:r>
+        <w:rPr>
+          <w:rFonts w:ascii="Corbel" w:hAnsi="Corbel"/>
+          <w:bCs/>
+        </w:rPr>
+        <w:t>: A fully anonymised version of the dataset will be released publicly after a 12-month embargo from the date of first data collection. Free-text responses will be reviewed for identifiability before release. Interview transcripts will never be included in the public dataset.</w:t>
       </w:r>
       <w:r>
         <w:rPr>
@@ -1856,64 +1950,37 @@
           <w:rFonts w:ascii="Corbel" w:hAnsi="Corbel"/>
           <w:b/>
         </w:rPr>
-        <w:t>Data sharing</w:t>
-      </w:r>
-      <w:r>
-        <w:rPr>
-          <w:rFonts w:ascii="Corbel" w:hAnsi="Corbel"/>
-          <w:bCs/>
-        </w:rPr>
-        <w:t>: A fully anonymised version of the dataset will be released publicly after a 12-month embargo from the date of first data collection. Free-text responses will be reviewed for identifiability before release. Interview transcripts will never be included in the public dataset.</w:t>
-      </w:r>
-      <w:r>
-        <w:rPr>
-          <w:rFonts w:ascii="Corbel" w:hAnsi="Corbel"/>
-          <w:bCs/>
-        </w:rPr>
-        <w:br/>
-      </w:r>
-      <w:r>
-        <w:rPr>
-          <w:rFonts w:ascii="Corbel" w:hAnsi="Corbel"/>
-          <w:bCs/>
-        </w:rPr>
-        <w:br/>
-      </w:r>
-      <w:r>
+        <w:t>Re-use</w:t>
+      </w:r>
+      <w:r>
+        <w:rPr>
+          <w:rFonts w:ascii="Corbel" w:hAnsi="Corbel"/>
+          <w:bCs/>
+        </w:rPr>
+        <w:t>: The anonymised dataset may be used by Royal Holloway researchers and deposited in open data archives. Results may be used in academic publications, conference presentations, and other research outputs.</w:t>
+      </w:r>
+    </w:p>
+    <w:p>
+      <w:pPr>
+        <w:rPr>
+          <w:rFonts w:ascii="Corbel" w:hAnsi="Corbel"/>
+          <w:bCs/>
+        </w:rPr>
+      </w:pPr>
+    </w:p>
+    <w:p>
+      <w:pPr>
         <w:rPr>
           <w:rFonts w:ascii="Corbel" w:hAnsi="Corbel"/>
           <w:b/>
         </w:rPr>
-        <w:t>Re-use</w:t>
-      </w:r>
-      <w:r>
-        <w:rPr>
-          <w:rFonts w:ascii="Corbel" w:hAnsi="Corbel"/>
-          <w:bCs/>
-        </w:rPr>
-        <w:t>: The anonymised dataset may be used by Royal Holloway researchers and deposited in open data archives. Results may be used in academic publications, conference presentations, and other research outputs.</w:t>
-      </w:r>
-    </w:p>
-    <w:p>
-      <w:pPr>
-        <w:rPr>
-          <w:rFonts w:ascii="Corbel" w:hAnsi="Corbel"/>
-          <w:bCs/>
-        </w:rPr>
-      </w:pPr>
-    </w:p>
-    <w:p>
-      <w:pPr>
+      </w:pPr>
+      <w:r>
         <w:rPr>
           <w:rFonts w:ascii="Corbel" w:hAnsi="Corbel"/>
           <w:b/>
         </w:rPr>
-      </w:pPr>
-      <w:r>
-        <w:rPr>
-          <w:rFonts w:ascii="Corbel" w:hAnsi="Corbel"/>
-          <w:b/>
-        </w:rPr>
+        <w:lastRenderedPageBreak/>
         <w:t>How wil</w:t>
       </w:r>
       <w:r>
@@ -2480,28 +2547,28 @@
         <w:rPr>
           <w:rFonts w:ascii="Corbel" w:hAnsi="Corbel"/>
         </w:rPr>
-        <w:t xml:space="preserve"> undertake this study and will act as the data controller for this study. This means that we are responsible for looking after your information and using it properly. Any data you provide during the completion of the study will be stored securely on hosted on servers within the European Economic Area’. Royal Holloway is designated as a public authority and in accordance with the Royal Holloway and Bedford New College Act 1985 and the Statutes which govern the College, we conduct research for the public benefit and in the public interest. Royal Holloway has put in place appropriate technical and organisational security measures to prevent your personal data from being accidentally lost, used or accessed in any unauthorised way or altered or disclosed. Royal Holloway has also put in place procedures to deal with any suspected personal data security breach and will notify you and any applicable regulator of a suspected breach where legally required to do so. To safeguard your rights, we </w:t>
+        <w:t xml:space="preserve"> undertake this study and will act as the data controller for this study. This means that we are responsible for looking after your information and using it properly. Any data you provide during the completion of the study will be stored securely on hosted on servers within the European Economic Area’. Royal Holloway is designated as a public authority and in accordance with the Royal Holloway and Bedford New College Act 1985 and the Statutes which govern the College, we conduct research for the public benefit and in the public interest. Royal Holloway has put in place appropriate technical and organisational security measures to prevent your personal data from being accidentally lost, used or accessed in any unauthorised way or altered or disclosed. Royal Holloway has also put in place procedures to deal with any suspected personal data security breach and will notify you and any applicable regulator of a suspected breach where legally required to do so. To safeguard your rights, we will use the minimum </w:t>
+      </w:r>
+      <w:proofErr w:type="gramStart"/>
+      <w:r>
+        <w:rPr>
+          <w:rFonts w:ascii="Corbel" w:hAnsi="Corbel"/>
+        </w:rPr>
+        <w:t>personally-identifiable</w:t>
+      </w:r>
+      <w:proofErr w:type="gramEnd"/>
+      <w:r>
+        <w:rPr>
+          <w:rFonts w:ascii="Corbel" w:hAnsi="Corbel"/>
+        </w:rPr>
+        <w:t xml:space="preserve"> information possible (i.e., the email address you provide us). The lead researcher will keep your contact details confidential and will use this information only as </w:t>
       </w:r>
       <w:r>
         <w:rPr>
           <w:rFonts w:ascii="Corbel" w:hAnsi="Corbel"/>
         </w:rPr>
         <w:lastRenderedPageBreak/>
-        <w:t xml:space="preserve">will use the minimum </w:t>
-      </w:r>
-      <w:proofErr w:type="gramStart"/>
-      <w:r>
-        <w:rPr>
-          <w:rFonts w:ascii="Corbel" w:hAnsi="Corbel"/>
-        </w:rPr>
-        <w:t>personally-identifiable</w:t>
-      </w:r>
-      <w:proofErr w:type="gramEnd"/>
-      <w:r>
-        <w:rPr>
-          <w:rFonts w:ascii="Corbel" w:hAnsi="Corbel"/>
-        </w:rPr>
-        <w:t xml:space="preserve"> information possible (i.e., the email address you provide us). The lead researcher will keep your contact details confidential and will use this information only as required (i.e., to provide a summary of the study results if requested and/or for the prize draw). The lead researcher will keep information about you and data gathered from the study, the duration of which will depend on the study. Certain individuals from RHUL may look at your research records to check the accuracy of the research study. If the study is published in a relevant peer-reviewed journal, the anonymised data may be made available to third parties. The people who analyse the information will not be able to identify you. You can find out more about your rights under the GDPR and Data Protection Act 2018 by visiting </w:t>
+        <w:t xml:space="preserve">required (i.e., to provide a summary of the study results if requested and/or for the prize draw). The lead researcher will keep information about you and data gathered from the study, the duration of which will depend on the study. Certain individuals from RHUL may look at your research records to check the accuracy of the research study. If the study is published in a relevant peer-reviewed journal, the anonymised data may be made available to third parties. The people who analyse the information will not be able to identify you. You can find out more about your rights under the GDPR and Data Protection Act 2018 by visiting </w:t>
       </w:r>
       <w:hyperlink r:id="rId12" w:history="1">
         <w:r>
